--- a/laporan/Skripsi/Skripsi.docx
+++ b/laporan/Skripsi/Skripsi.docx
@@ -471,7 +471,7 @@
                     <pic:cNvPicPr/>
                   </pic:nvPicPr>
                   <pic:blipFill>
-                    <a:blip r:embed="rId4">
+                    <a:blip r:embed="rId5">
                       <a:extLst>
                         <a:ext uri="{28A0092B-C50C-407E-A947-70E740481C1C}">
                           <a14:useLocalDpi xmlns:a14="http://schemas.microsoft.com/office/drawing/2010/main" val="0"/>
@@ -545,18 +545,6 @@
     <w:p>
       <w:pPr>
         <w:spacing w:line="360" w:lineRule="auto"/>
-        <w:jc w:val="center"/>
-        <w:rPr>
-          <w:rFonts w:ascii="Times New Roman" w:hAnsi="Times New Roman"/>
-          <w:sz w:val="24"/>
-          <w:lang w:val="en-US"/>
-        </w:rPr>
-      </w:pPr>
-    </w:p>
-    <w:p>
-      <w:pPr>
-        <w:spacing w:line="360" w:lineRule="auto"/>
-        <w:jc w:val="center"/>
         <w:rPr>
           <w:rFonts w:ascii="Times New Roman" w:hAnsi="Times New Roman"/>
           <w:sz w:val="24"/>
@@ -601,9 +589,770 @@
         <w:t>2026M/1447H</w:t>
       </w:r>
     </w:p>
+    <w:sdt>
+      <w:sdtPr>
+        <w:rPr>
+          <w:rFonts w:asciiTheme="minorHAnsi" w:eastAsiaTheme="minorHAnsi" w:hAnsiTheme="minorHAnsi" w:cstheme="minorBidi"/>
+          <w:color w:val="auto"/>
+          <w:sz w:val="22"/>
+          <w:szCs w:val="22"/>
+          <w:lang w:val="id-ID"/>
+        </w:rPr>
+        <w:id w:val="-142197078"/>
+        <w:docPartObj>
+          <w:docPartGallery w:val="Table of Contents"/>
+          <w:docPartUnique/>
+        </w:docPartObj>
+      </w:sdtPr>
+      <w:sdtEndPr>
+        <w:rPr>
+          <w:b/>
+          <w:bCs/>
+          <w:noProof/>
+        </w:rPr>
+      </w:sdtEndPr>
+      <w:sdtContent>
+        <w:p>
+          <w:pPr>
+            <w:pStyle w:val="TOCHeading"/>
+          </w:pPr>
+          <w:r>
+            <w:t>Daftar Isi</w:t>
+          </w:r>
+        </w:p>
+        <w:p>
+          <w:pPr>
+            <w:pStyle w:val="TOC1"/>
+            <w:tabs>
+              <w:tab w:val="right" w:leader="dot" w:pos="9016"/>
+            </w:tabs>
+            <w:rPr>
+              <w:rFonts w:eastAsiaTheme="minorEastAsia"/>
+              <w:noProof/>
+              <w:lang w:val="en-ID" w:eastAsia="en-ID"/>
+            </w:rPr>
+          </w:pPr>
+          <w:r>
+            <w:fldChar w:fldCharType="begin"/>
+          </w:r>
+          <w:r>
+            <w:instrText xml:space="preserve"> TOC \o "1-3" \h \z \u </w:instrText>
+          </w:r>
+          <w:r>
+            <w:fldChar w:fldCharType="separate"/>
+          </w:r>
+          <w:hyperlink w:anchor="_Toc233582467" w:history="1">
+            <w:r>
+              <w:rPr>
+                <w:rStyle w:val="Hyperlink"/>
+                <w:noProof/>
+              </w:rPr>
+              <w:t>TEST</w:t>
+            </w:r>
+            <w:r>
+              <w:rPr>
+                <w:noProof/>
+                <w:webHidden/>
+              </w:rPr>
+              <w:tab/>
+            </w:r>
+            <w:r>
+              <w:rPr>
+                <w:noProof/>
+                <w:webHidden/>
+              </w:rPr>
+              <w:fldChar w:fldCharType="begin"/>
+            </w:r>
+            <w:r>
+              <w:rPr>
+                <w:noProof/>
+                <w:webHidden/>
+              </w:rPr>
+              <w:instrText xml:space="preserve"> PAGEREF _Toc233582467 \h </w:instrText>
+            </w:r>
+            <w:r>
+              <w:rPr>
+                <w:noProof/>
+                <w:webHidden/>
+              </w:rPr>
+            </w:r>
+            <w:r>
+              <w:rPr>
+                <w:noProof/>
+                <w:webHidden/>
+              </w:rPr>
+              <w:fldChar w:fldCharType="separate"/>
+            </w:r>
+            <w:r>
+              <w:rPr>
+                <w:noProof/>
+                <w:webHidden/>
+              </w:rPr>
+              <w:t>4</w:t>
+            </w:r>
+            <w:r>
+              <w:rPr>
+                <w:noProof/>
+                <w:webHidden/>
+              </w:rPr>
+              <w:fldChar w:fldCharType="end"/>
+            </w:r>
+          </w:hyperlink>
+        </w:p>
+        <w:p>
+          <w:pPr>
+            <w:pStyle w:val="TOC1"/>
+            <w:tabs>
+              <w:tab w:val="right" w:leader="dot" w:pos="9016"/>
+            </w:tabs>
+            <w:rPr>
+              <w:rFonts w:eastAsiaTheme="minorEastAsia"/>
+              <w:noProof/>
+              <w:lang w:val="en-ID" w:eastAsia="en-ID"/>
+            </w:rPr>
+          </w:pPr>
+          <w:hyperlink w:anchor="_Toc233582468" w:history="1">
+            <w:r>
+              <w:rPr>
+                <w:rStyle w:val="Hyperlink"/>
+                <w:rFonts w:asciiTheme="majorHAnsi" w:eastAsiaTheme="majorEastAsia" w:hAnsiTheme="majorHAnsi" w:cstheme="majorBidi"/>
+                <w:noProof/>
+              </w:rPr>
+              <w:t>TEST2</w:t>
+            </w:r>
+            <w:r>
+              <w:rPr>
+                <w:noProof/>
+                <w:webHidden/>
+              </w:rPr>
+              <w:tab/>
+            </w:r>
+            <w:r>
+              <w:rPr>
+                <w:noProof/>
+                <w:webHidden/>
+              </w:rPr>
+              <w:fldChar w:fldCharType="begin"/>
+            </w:r>
+            <w:r>
+              <w:rPr>
+                <w:noProof/>
+                <w:webHidden/>
+              </w:rPr>
+              <w:instrText xml:space="preserve"> PAGEREF _Toc233582468 \h </w:instrText>
+            </w:r>
+            <w:r>
+              <w:rPr>
+                <w:noProof/>
+                <w:webHidden/>
+              </w:rPr>
+            </w:r>
+            <w:r>
+              <w:rPr>
+                <w:noProof/>
+                <w:webHidden/>
+              </w:rPr>
+              <w:fldChar w:fldCharType="separate"/>
+            </w:r>
+            <w:r>
+              <w:rPr>
+                <w:noProof/>
+                <w:webHidden/>
+              </w:rPr>
+              <w:t>4</w:t>
+            </w:r>
+            <w:r>
+              <w:rPr>
+                <w:noProof/>
+                <w:webHidden/>
+              </w:rPr>
+              <w:fldChar w:fldCharType="end"/>
+            </w:r>
+          </w:hyperlink>
+        </w:p>
+        <w:p>
+          <w:r>
+            <w:rPr>
+              <w:b/>
+              <w:bCs/>
+              <w:noProof/>
+            </w:rPr>
+            <w:fldChar w:fldCharType="end"/>
+          </w:r>
+        </w:p>
+      </w:sdtContent>
+    </w:sdt>
+    <w:p>
+      <w:pPr>
+        <w:spacing w:line="360" w:lineRule="auto"/>
+        <w:jc w:val="center"/>
+        <w:rPr>
+          <w:rFonts w:ascii="Times New Roman" w:hAnsi="Times New Roman"/>
+          <w:b/>
+          <w:bCs/>
+          <w:sz w:val="28"/>
+          <w:szCs w:val="28"/>
+          <w:lang w:val="en-US"/>
+        </w:rPr>
+      </w:pPr>
+    </w:p>
+    <w:p>
+      <w:pPr>
+        <w:spacing w:line="360" w:lineRule="auto"/>
+        <w:jc w:val="center"/>
+        <w:rPr>
+          <w:rFonts w:ascii="Times New Roman" w:hAnsi="Times New Roman"/>
+          <w:b/>
+          <w:bCs/>
+          <w:sz w:val="28"/>
+          <w:szCs w:val="28"/>
+          <w:lang w:val="en-US"/>
+        </w:rPr>
+      </w:pPr>
+    </w:p>
+    <w:p>
+      <w:pPr>
+        <w:spacing w:line="360" w:lineRule="auto"/>
+        <w:jc w:val="center"/>
+        <w:rPr>
+          <w:rFonts w:ascii="Times New Roman" w:hAnsi="Times New Roman"/>
+          <w:b/>
+          <w:bCs/>
+          <w:sz w:val="28"/>
+          <w:szCs w:val="28"/>
+          <w:lang w:val="en-US"/>
+        </w:rPr>
+      </w:pPr>
+    </w:p>
+    <w:p>
+      <w:pPr>
+        <w:spacing w:line="360" w:lineRule="auto"/>
+        <w:jc w:val="center"/>
+        <w:rPr>
+          <w:rFonts w:ascii="Times New Roman" w:hAnsi="Times New Roman"/>
+          <w:b/>
+          <w:bCs/>
+          <w:sz w:val="28"/>
+          <w:szCs w:val="28"/>
+          <w:lang w:val="en-US"/>
+        </w:rPr>
+      </w:pPr>
+    </w:p>
+    <w:p>
+      <w:pPr>
+        <w:spacing w:line="360" w:lineRule="auto"/>
+        <w:jc w:val="center"/>
+        <w:rPr>
+          <w:rFonts w:ascii="Times New Roman" w:hAnsi="Times New Roman"/>
+          <w:b/>
+          <w:bCs/>
+          <w:sz w:val="28"/>
+          <w:szCs w:val="28"/>
+          <w:lang w:val="en-US"/>
+        </w:rPr>
+      </w:pPr>
+    </w:p>
+    <w:p>
+      <w:pPr>
+        <w:spacing w:line="360" w:lineRule="auto"/>
+        <w:jc w:val="center"/>
+        <w:rPr>
+          <w:rFonts w:ascii="Times New Roman" w:hAnsi="Times New Roman"/>
+          <w:b/>
+          <w:bCs/>
+          <w:sz w:val="28"/>
+          <w:szCs w:val="28"/>
+          <w:lang w:val="en-US"/>
+        </w:rPr>
+      </w:pPr>
+    </w:p>
+    <w:p>
+      <w:pPr>
+        <w:spacing w:line="360" w:lineRule="auto"/>
+        <w:jc w:val="center"/>
+        <w:rPr>
+          <w:rFonts w:ascii="Times New Roman" w:hAnsi="Times New Roman"/>
+          <w:b/>
+          <w:bCs/>
+          <w:sz w:val="28"/>
+          <w:szCs w:val="28"/>
+          <w:lang w:val="en-US"/>
+        </w:rPr>
+      </w:pPr>
+    </w:p>
+    <w:p>
+      <w:pPr>
+        <w:spacing w:line="360" w:lineRule="auto"/>
+        <w:jc w:val="center"/>
+        <w:rPr>
+          <w:rFonts w:ascii="Times New Roman" w:hAnsi="Times New Roman"/>
+          <w:b/>
+          <w:bCs/>
+          <w:sz w:val="28"/>
+          <w:szCs w:val="28"/>
+          <w:lang w:val="en-US"/>
+        </w:rPr>
+      </w:pPr>
+    </w:p>
+    <w:p>
+      <w:pPr>
+        <w:spacing w:line="360" w:lineRule="auto"/>
+        <w:jc w:val="center"/>
+        <w:rPr>
+          <w:rFonts w:ascii="Times New Roman" w:hAnsi="Times New Roman"/>
+          <w:b/>
+          <w:bCs/>
+          <w:sz w:val="28"/>
+          <w:szCs w:val="28"/>
+          <w:lang w:val="en-US"/>
+        </w:rPr>
+      </w:pPr>
+    </w:p>
+    <w:p>
+      <w:pPr>
+        <w:spacing w:line="360" w:lineRule="auto"/>
+        <w:jc w:val="center"/>
+        <w:rPr>
+          <w:rFonts w:ascii="Times New Roman" w:hAnsi="Times New Roman"/>
+          <w:b/>
+          <w:bCs/>
+          <w:sz w:val="28"/>
+          <w:szCs w:val="28"/>
+          <w:lang w:val="en-US"/>
+        </w:rPr>
+      </w:pPr>
+    </w:p>
+    <w:p>
+      <w:pPr>
+        <w:spacing w:line="360" w:lineRule="auto"/>
+        <w:jc w:val="center"/>
+        <w:rPr>
+          <w:rFonts w:ascii="Times New Roman" w:hAnsi="Times New Roman"/>
+          <w:b/>
+          <w:bCs/>
+          <w:sz w:val="28"/>
+          <w:szCs w:val="28"/>
+          <w:lang w:val="en-US"/>
+        </w:rPr>
+      </w:pPr>
+    </w:p>
+    <w:p>
+      <w:pPr>
+        <w:spacing w:line="360" w:lineRule="auto"/>
+        <w:jc w:val="center"/>
+        <w:rPr>
+          <w:rFonts w:ascii="Times New Roman" w:hAnsi="Times New Roman"/>
+          <w:b/>
+          <w:bCs/>
+          <w:sz w:val="28"/>
+          <w:szCs w:val="28"/>
+          <w:lang w:val="en-US"/>
+        </w:rPr>
+      </w:pPr>
+    </w:p>
+    <w:p>
+      <w:pPr>
+        <w:spacing w:line="360" w:lineRule="auto"/>
+        <w:jc w:val="center"/>
+        <w:rPr>
+          <w:rFonts w:ascii="Times New Roman" w:hAnsi="Times New Roman"/>
+          <w:b/>
+          <w:bCs/>
+          <w:sz w:val="28"/>
+          <w:szCs w:val="28"/>
+          <w:lang w:val="en-US"/>
+        </w:rPr>
+      </w:pPr>
+    </w:p>
+    <w:p>
+      <w:pPr>
+        <w:spacing w:line="360" w:lineRule="auto"/>
+        <w:jc w:val="center"/>
+        <w:rPr>
+          <w:rFonts w:ascii="Times New Roman" w:hAnsi="Times New Roman"/>
+          <w:b/>
+          <w:bCs/>
+          <w:sz w:val="28"/>
+          <w:szCs w:val="28"/>
+          <w:lang w:val="en-US"/>
+        </w:rPr>
+      </w:pPr>
+    </w:p>
+    <w:p>
+      <w:pPr>
+        <w:spacing w:line="360" w:lineRule="auto"/>
+        <w:jc w:val="center"/>
+        <w:rPr>
+          <w:rFonts w:ascii="Times New Roman" w:hAnsi="Times New Roman"/>
+          <w:b/>
+          <w:bCs/>
+          <w:sz w:val="28"/>
+          <w:szCs w:val="28"/>
+          <w:lang w:val="en-US"/>
+        </w:rPr>
+      </w:pPr>
+    </w:p>
+    <w:p>
+      <w:pPr>
+        <w:spacing w:line="360" w:lineRule="auto"/>
+        <w:jc w:val="center"/>
+        <w:rPr>
+          <w:rFonts w:ascii="Times New Roman" w:hAnsi="Times New Roman"/>
+          <w:b/>
+          <w:bCs/>
+          <w:sz w:val="28"/>
+          <w:szCs w:val="28"/>
+          <w:lang w:val="en-US"/>
+        </w:rPr>
+      </w:pPr>
+    </w:p>
+    <w:p>
+      <w:pPr>
+        <w:spacing w:line="360" w:lineRule="auto"/>
+        <w:jc w:val="center"/>
+        <w:rPr>
+          <w:rFonts w:ascii="Times New Roman" w:hAnsi="Times New Roman"/>
+          <w:b/>
+          <w:bCs/>
+          <w:sz w:val="28"/>
+          <w:szCs w:val="28"/>
+          <w:lang w:val="en-US"/>
+        </w:rPr>
+      </w:pPr>
+      <w:r>
+        <w:rPr>
+          <w:rFonts w:ascii="Times New Roman" w:hAnsi="Times New Roman"/>
+          <w:b/>
+          <w:bCs/>
+          <w:sz w:val="28"/>
+          <w:szCs w:val="28"/>
+          <w:lang w:val="en-US"/>
+        </w:rPr>
+        <w:t>Daftar Gambar</w:t>
+      </w:r>
+    </w:p>
+    <w:p>
+      <w:pPr>
+        <w:spacing w:line="360" w:lineRule="auto"/>
+        <w:jc w:val="center"/>
+        <w:rPr>
+          <w:rFonts w:ascii="Times New Roman" w:hAnsi="Times New Roman"/>
+          <w:b/>
+          <w:bCs/>
+          <w:sz w:val="28"/>
+          <w:szCs w:val="28"/>
+          <w:lang w:val="en-US"/>
+        </w:rPr>
+      </w:pPr>
+    </w:p>
+    <w:p>
+      <w:pPr>
+        <w:spacing w:line="360" w:lineRule="auto"/>
+        <w:jc w:val="center"/>
+        <w:rPr>
+          <w:rFonts w:ascii="Times New Roman" w:hAnsi="Times New Roman"/>
+          <w:b/>
+          <w:bCs/>
+          <w:sz w:val="28"/>
+          <w:szCs w:val="28"/>
+          <w:lang w:val="en-US"/>
+        </w:rPr>
+      </w:pPr>
+    </w:p>
+    <w:p>
+      <w:pPr>
+        <w:spacing w:line="360" w:lineRule="auto"/>
+        <w:jc w:val="center"/>
+        <w:rPr>
+          <w:rFonts w:ascii="Times New Roman" w:hAnsi="Times New Roman"/>
+          <w:b/>
+          <w:bCs/>
+          <w:sz w:val="28"/>
+          <w:szCs w:val="28"/>
+          <w:lang w:val="en-US"/>
+        </w:rPr>
+      </w:pPr>
+    </w:p>
+    <w:p>
+      <w:pPr>
+        <w:spacing w:line="360" w:lineRule="auto"/>
+        <w:jc w:val="center"/>
+        <w:rPr>
+          <w:rFonts w:ascii="Times New Roman" w:hAnsi="Times New Roman"/>
+          <w:b/>
+          <w:bCs/>
+          <w:sz w:val="28"/>
+          <w:szCs w:val="28"/>
+          <w:lang w:val="en-US"/>
+        </w:rPr>
+      </w:pPr>
+    </w:p>
+    <w:p>
+      <w:pPr>
+        <w:spacing w:line="360" w:lineRule="auto"/>
+        <w:jc w:val="center"/>
+        <w:rPr>
+          <w:rFonts w:ascii="Times New Roman" w:hAnsi="Times New Roman"/>
+          <w:b/>
+          <w:bCs/>
+          <w:sz w:val="28"/>
+          <w:szCs w:val="28"/>
+          <w:lang w:val="en-US"/>
+        </w:rPr>
+      </w:pPr>
+    </w:p>
+    <w:p>
+      <w:pPr>
+        <w:spacing w:line="360" w:lineRule="auto"/>
+        <w:jc w:val="center"/>
+        <w:rPr>
+          <w:rFonts w:ascii="Times New Roman" w:hAnsi="Times New Roman"/>
+          <w:b/>
+          <w:bCs/>
+          <w:sz w:val="28"/>
+          <w:szCs w:val="28"/>
+          <w:lang w:val="en-US"/>
+        </w:rPr>
+      </w:pPr>
+    </w:p>
+    <w:p>
+      <w:pPr>
+        <w:spacing w:line="360" w:lineRule="auto"/>
+        <w:jc w:val="center"/>
+        <w:rPr>
+          <w:rFonts w:ascii="Times New Roman" w:hAnsi="Times New Roman"/>
+          <w:b/>
+          <w:bCs/>
+          <w:sz w:val="28"/>
+          <w:szCs w:val="28"/>
+          <w:lang w:val="en-US"/>
+        </w:rPr>
+      </w:pPr>
+    </w:p>
+    <w:p>
+      <w:pPr>
+        <w:spacing w:line="360" w:lineRule="auto"/>
+        <w:jc w:val="center"/>
+        <w:rPr>
+          <w:rFonts w:ascii="Times New Roman" w:hAnsi="Times New Roman"/>
+          <w:b/>
+          <w:bCs/>
+          <w:sz w:val="28"/>
+          <w:szCs w:val="28"/>
+          <w:lang w:val="en-US"/>
+        </w:rPr>
+      </w:pPr>
+    </w:p>
+    <w:p>
+      <w:pPr>
+        <w:spacing w:line="360" w:lineRule="auto"/>
+        <w:jc w:val="center"/>
+        <w:rPr>
+          <w:rFonts w:ascii="Times New Roman" w:hAnsi="Times New Roman"/>
+          <w:b/>
+          <w:bCs/>
+          <w:sz w:val="28"/>
+          <w:szCs w:val="28"/>
+          <w:lang w:val="en-US"/>
+        </w:rPr>
+      </w:pPr>
+    </w:p>
+    <w:p>
+      <w:pPr>
+        <w:spacing w:line="360" w:lineRule="auto"/>
+        <w:jc w:val="center"/>
+        <w:rPr>
+          <w:rFonts w:ascii="Times New Roman" w:hAnsi="Times New Roman"/>
+          <w:b/>
+          <w:bCs/>
+          <w:sz w:val="28"/>
+          <w:szCs w:val="28"/>
+          <w:lang w:val="en-US"/>
+        </w:rPr>
+      </w:pPr>
+    </w:p>
+    <w:p>
+      <w:pPr>
+        <w:spacing w:line="360" w:lineRule="auto"/>
+        <w:jc w:val="center"/>
+        <w:rPr>
+          <w:rFonts w:ascii="Times New Roman" w:hAnsi="Times New Roman"/>
+          <w:b/>
+          <w:bCs/>
+          <w:sz w:val="28"/>
+          <w:szCs w:val="28"/>
+          <w:lang w:val="en-US"/>
+        </w:rPr>
+      </w:pPr>
+    </w:p>
+    <w:p>
+      <w:pPr>
+        <w:spacing w:line="360" w:lineRule="auto"/>
+        <w:jc w:val="center"/>
+        <w:rPr>
+          <w:rFonts w:ascii="Times New Roman" w:hAnsi="Times New Roman"/>
+          <w:b/>
+          <w:bCs/>
+          <w:sz w:val="28"/>
+          <w:szCs w:val="28"/>
+          <w:lang w:val="en-US"/>
+        </w:rPr>
+      </w:pPr>
+    </w:p>
+    <w:p>
+      <w:pPr>
+        <w:spacing w:line="360" w:lineRule="auto"/>
+        <w:jc w:val="center"/>
+        <w:rPr>
+          <w:rFonts w:ascii="Times New Roman" w:hAnsi="Times New Roman"/>
+          <w:b/>
+          <w:bCs/>
+          <w:sz w:val="28"/>
+          <w:szCs w:val="28"/>
+          <w:lang w:val="en-US"/>
+        </w:rPr>
+      </w:pPr>
+    </w:p>
+    <w:p>
+      <w:pPr>
+        <w:spacing w:line="360" w:lineRule="auto"/>
+        <w:jc w:val="center"/>
+        <w:rPr>
+          <w:rFonts w:ascii="Times New Roman" w:hAnsi="Times New Roman"/>
+          <w:b/>
+          <w:bCs/>
+          <w:sz w:val="28"/>
+          <w:szCs w:val="28"/>
+          <w:lang w:val="en-US"/>
+        </w:rPr>
+      </w:pPr>
+    </w:p>
+    <w:p>
+      <w:pPr>
+        <w:spacing w:line="360" w:lineRule="auto"/>
+        <w:rPr>
+          <w:rFonts w:ascii="Times New Roman" w:hAnsi="Times New Roman"/>
+          <w:b/>
+          <w:bCs/>
+          <w:sz w:val="28"/>
+          <w:szCs w:val="28"/>
+          <w:lang w:val="en-US"/>
+        </w:rPr>
+      </w:pPr>
+    </w:p>
+    <w:p>
+      <w:pPr>
+        <w:spacing w:line="360" w:lineRule="auto"/>
+        <w:rPr>
+          <w:rFonts w:ascii="Times New Roman" w:hAnsi="Times New Roman"/>
+          <w:b/>
+          <w:bCs/>
+          <w:sz w:val="28"/>
+          <w:szCs w:val="28"/>
+          <w:lang w:val="en-US"/>
+        </w:rPr>
+      </w:pPr>
+    </w:p>
+    <w:p>
+      <w:pPr>
+        <w:spacing w:line="360" w:lineRule="auto"/>
+        <w:rPr>
+          <w:rFonts w:ascii="Times New Roman" w:hAnsi="Times New Roman"/>
+          <w:b/>
+          <w:bCs/>
+          <w:sz w:val="28"/>
+          <w:szCs w:val="28"/>
+          <w:lang w:val="en-US"/>
+        </w:rPr>
+      </w:pPr>
+    </w:p>
+    <w:p>
+      <w:pPr>
+        <w:spacing w:line="360" w:lineRule="auto"/>
+        <w:rPr>
+          <w:rFonts w:ascii="Times New Roman" w:hAnsi="Times New Roman"/>
+          <w:b/>
+          <w:bCs/>
+          <w:sz w:val="28"/>
+          <w:szCs w:val="28"/>
+          <w:lang w:val="en-US"/>
+        </w:rPr>
+      </w:pPr>
+    </w:p>
+    <w:p>
+      <w:pPr>
+        <w:spacing w:line="360" w:lineRule="auto"/>
+        <w:rPr>
+          <w:rFonts w:ascii="Times New Roman" w:hAnsi="Times New Roman"/>
+          <w:b/>
+          <w:bCs/>
+          <w:sz w:val="28"/>
+          <w:szCs w:val="28"/>
+          <w:lang w:val="en-US"/>
+        </w:rPr>
+      </w:pPr>
+    </w:p>
+    <w:p>
+      <w:pPr>
+        <w:spacing w:line="360" w:lineRule="auto"/>
+        <w:rPr>
+          <w:rFonts w:ascii="Times New Roman" w:hAnsi="Times New Roman"/>
+          <w:b/>
+          <w:bCs/>
+          <w:sz w:val="28"/>
+          <w:szCs w:val="28"/>
+          <w:lang w:val="en-US"/>
+        </w:rPr>
+      </w:pPr>
+    </w:p>
+    <w:p>
+      <w:pPr>
+        <w:spacing w:line="360" w:lineRule="auto"/>
+        <w:rPr>
+          <w:rFonts w:ascii="Times New Roman" w:hAnsi="Times New Roman"/>
+          <w:b/>
+          <w:bCs/>
+          <w:sz w:val="28"/>
+          <w:szCs w:val="28"/>
+          <w:lang w:val="en-US"/>
+        </w:rPr>
+      </w:pPr>
+    </w:p>
+    <w:p>
+      <w:pPr>
+        <w:pStyle w:val="Heading1"/>
+      </w:pPr>
+      <w:bookmarkStart w:id="0" w:name="_Toc233937811"/>
+      <w:r>
+        <w:lastRenderedPageBreak/>
+        <w:t>BAB 1</w:t>
+      </w:r>
+      <w:r>
+        <w:br/>
+        <w:t>PENDAHULUAN</w:t>
+      </w:r>
+      <w:bookmarkEnd w:id="0"/>
+    </w:p>
+    <w:p>
+      <w:pPr>
+        <w:pStyle w:val="Heading1"/>
+        <w:jc w:val="left"/>
+      </w:pPr>
+      <w:r>
+        <w:br/>
+      </w:r>
+      <w:bookmarkStart w:id="1" w:name="_Toc233582468"/>
+      <w:r>
+        <w:rPr>
+          <w:rStyle w:val="Heading2Char"/>
+        </w:rPr>
+        <w:t>TEST2</w:t>
+      </w:r>
+      <w:bookmarkEnd w:id="1"/>
+    </w:p>
     <w:sectPr>
       <w:pgSz w:w="11906" w:h="16838"/>
-      <w:pgMar w:top="1440" w:right="1440" w:bottom="1440" w:left="1440" w:header="706" w:footer="706" w:gutter="0"/>
+      <w:pgMar w:top="1701" w:right="1701" w:bottom="1701" w:left="2268" w:header="706" w:footer="706" w:gutter="0"/>
       <w:cols w:space="708"/>
       <w:docGrid w:linePitch="360"/>
     </w:sectPr>
@@ -1013,6 +1762,50 @@
       <w:lang w:val="id-ID"/>
     </w:rPr>
   </w:style>
+  <w:style w:type="paragraph" w:styleId="Heading1">
+    <w:name w:val="heading 1"/>
+    <w:basedOn w:val="Normal"/>
+    <w:next w:val="Normal"/>
+    <w:link w:val="Heading1Char"/>
+    <w:uiPriority w:val="9"/>
+    <w:qFormat/>
+    <w:rsid w:val="005F136B"/>
+    <w:pPr>
+      <w:spacing w:line="360" w:lineRule="auto"/>
+      <w:jc w:val="center"/>
+      <w:outlineLvl w:val="0"/>
+    </w:pPr>
+    <w:rPr>
+      <w:rFonts w:ascii="Times New Roman" w:hAnsi="Times New Roman"/>
+      <w:b/>
+      <w:bCs/>
+      <w:sz w:val="28"/>
+      <w:szCs w:val="28"/>
+      <w:lang w:val="en-US"/>
+    </w:rPr>
+  </w:style>
+  <w:style w:type="paragraph" w:styleId="Heading2">
+    <w:name w:val="heading 2"/>
+    <w:basedOn w:val="Normal"/>
+    <w:next w:val="Normal"/>
+    <w:link w:val="Heading2Char"/>
+    <w:uiPriority w:val="9"/>
+    <w:unhideWhenUsed/>
+    <w:qFormat/>
+    <w:rsid w:val="005F136B"/>
+    <w:pPr>
+      <w:keepNext/>
+      <w:keepLines/>
+      <w:spacing w:before="40" w:after="0"/>
+      <w:outlineLvl w:val="1"/>
+    </w:pPr>
+    <w:rPr>
+      <w:rFonts w:asciiTheme="majorHAnsi" w:eastAsiaTheme="majorEastAsia" w:hAnsiTheme="majorHAnsi" w:cstheme="majorBidi"/>
+      <w:color w:val="2F5496" w:themeColor="accent1" w:themeShade="BF"/>
+      <w:sz w:val="26"/>
+      <w:szCs w:val="26"/>
+    </w:rPr>
+  </w:style>
   <w:style w:type="character" w:default="1" w:styleId="DefaultParagraphFont">
     <w:name w:val="Default Paragraph Font"/>
     <w:uiPriority w:val="1"/>
@@ -1039,6 +1832,82 @@
     <w:uiPriority w:val="99"/>
     <w:semiHidden/>
     <w:unhideWhenUsed/>
+  </w:style>
+  <w:style w:type="character" w:customStyle="1" w:styleId="Heading1Char">
+    <w:name w:val="Heading 1 Char"/>
+    <w:basedOn w:val="DefaultParagraphFont"/>
+    <w:link w:val="Heading1"/>
+    <w:uiPriority w:val="9"/>
+    <w:rsid w:val="005F136B"/>
+    <w:rPr>
+      <w:rFonts w:ascii="Times New Roman" w:hAnsi="Times New Roman"/>
+      <w:b/>
+      <w:bCs/>
+      <w:sz w:val="28"/>
+      <w:szCs w:val="28"/>
+      <w:lang w:val="en-US"/>
+    </w:rPr>
+  </w:style>
+  <w:style w:type="character" w:customStyle="1" w:styleId="Heading2Char">
+    <w:name w:val="Heading 2 Char"/>
+    <w:basedOn w:val="DefaultParagraphFont"/>
+    <w:link w:val="Heading2"/>
+    <w:uiPriority w:val="9"/>
+    <w:rsid w:val="005F136B"/>
+    <w:rPr>
+      <w:rFonts w:asciiTheme="majorHAnsi" w:eastAsiaTheme="majorEastAsia" w:hAnsiTheme="majorHAnsi" w:cstheme="majorBidi"/>
+      <w:color w:val="2F5496" w:themeColor="accent1" w:themeShade="BF"/>
+      <w:sz w:val="26"/>
+      <w:szCs w:val="26"/>
+      <w:lang w:val="id-ID"/>
+    </w:rPr>
+  </w:style>
+  <w:style w:type="paragraph" w:styleId="TOCHeading">
+    <w:name w:val="TOC Heading"/>
+    <w:basedOn w:val="Heading1"/>
+    <w:next w:val="Normal"/>
+    <w:uiPriority w:val="39"/>
+    <w:unhideWhenUsed/>
+    <w:qFormat/>
+    <w:rsid w:val="0072018E"/>
+    <w:pPr>
+      <w:keepNext/>
+      <w:keepLines/>
+      <w:spacing w:before="240" w:after="0" w:line="259" w:lineRule="auto"/>
+      <w:jc w:val="left"/>
+      <w:outlineLvl w:val="9"/>
+    </w:pPr>
+    <w:rPr>
+      <w:rFonts w:asciiTheme="majorHAnsi" w:eastAsiaTheme="majorEastAsia" w:hAnsiTheme="majorHAnsi" w:cstheme="majorBidi"/>
+      <w:b w:val="0"/>
+      <w:bCs w:val="0"/>
+      <w:color w:val="2F5496" w:themeColor="accent1" w:themeShade="BF"/>
+      <w:sz w:val="32"/>
+      <w:szCs w:val="32"/>
+    </w:rPr>
+  </w:style>
+  <w:style w:type="paragraph" w:styleId="TOC1">
+    <w:name w:val="toc 1"/>
+    <w:basedOn w:val="Normal"/>
+    <w:next w:val="Normal"/>
+    <w:autoRedefine/>
+    <w:uiPriority w:val="39"/>
+    <w:unhideWhenUsed/>
+    <w:rsid w:val="0072018E"/>
+    <w:pPr>
+      <w:spacing w:after="100"/>
+    </w:pPr>
+  </w:style>
+  <w:style w:type="character" w:styleId="Hyperlink">
+    <w:name w:val="Hyperlink"/>
+    <w:basedOn w:val="DefaultParagraphFont"/>
+    <w:uiPriority w:val="99"/>
+    <w:unhideWhenUsed/>
+    <w:rsid w:val="0072018E"/>
+    <w:rPr>
+      <w:color w:val="0563C1" w:themeColor="hyperlink"/>
+      <w:u w:val="single"/>
+    </w:rPr>
   </w:style>
 </w:styles>
 </file>
@@ -1336,4 +2205,16 @@
     </a:ext>
   </a:extLst>
 </a:theme>
+</file>
+
+<file path=customXml/item1.xml><?xml version="1.0" encoding="utf-8"?>
+<b:Sources xmlns:b="http://schemas.openxmlformats.org/officeDocument/2006/bibliography" xmlns="http://schemas.openxmlformats.org/officeDocument/2006/bibliography" SelectedStyle="\APASixthEditionOfficeOnline.xsl" StyleName="APA" Version="6"/>
+</file>
+
+<file path=customXml/itemProps1.xml><?xml version="1.0" encoding="utf-8"?>
+<ds:datastoreItem xmlns:ds="http://schemas.openxmlformats.org/officeDocument/2006/customXml" ds:itemID="{29403B35-1660-460D-A40D-69B900E494C4}">
+  <ds:schemaRefs>
+    <ds:schemaRef ds:uri="http://schemas.openxmlformats.org/officeDocument/2006/bibliography"/>
+  </ds:schemaRefs>
+</ds:datastoreItem>
 </file>